--- a/data/revised_2026-10_full/outputs/v2/Core_Mathematics/SS2.2_Reflection_and_Congruence/Core_Mathematics_Reflection_and_Congruence_CBE_LessonSequence.docx
+++ b/data/revised_2026-10_full/outputs/v2/Core_Mathematics/SS2.2_Reflection_and_Congruence/Core_Mathematics_Reflection_and_Congruence_CBE_LessonSequence.docx
@@ -2358,7 +2358,7 @@
         </w:rPr>
         <w:t xml:space="preserve">© 2026 SeaVuria and ARES. This work is licensed under a </w:t>
       </w:r>
-      <w:hyperlink w:history="1" r:id="rIdzievrjmns7xl2ipdpjqu0">
+      <w:hyperlink w:history="1" r:id="rIdsqanaw3ubxm3q-_ochqpt">
         <w:r>
           <w:rPr>
             <w:rFonts w:ascii="Arial" w:cs="Arial" w:eastAsia="Arial" w:hAnsi="Arial"/>
@@ -2378,7 +2378,7 @@
         </w:rPr>
         <w:t xml:space="preserve"> (</w:t>
       </w:r>
-      <w:hyperlink w:history="1" r:id="rIdjvmrooc3rlbwl0dolhqie">
+      <w:hyperlink w:history="1" r:id="rIdoxlhhr6oap_akkph2jdez">
         <w:r>
           <w:rPr>
             <w:rFonts w:ascii="Arial" w:cs="Arial" w:eastAsia="Arial" w:hAnsi="Arial"/>
@@ -2398,7 +2398,7 @@
         </w:rPr>
         <w:t xml:space="preserve">). To view a copy of this license, visit </w:t>
       </w:r>
-      <w:hyperlink w:history="1" r:id="rId0jlm3oltixfvyvck4kzzk">
+      <w:hyperlink w:history="1" r:id="rIdz98gdah22olnbe1m9abu4">
         <w:r>
           <w:rPr>
             <w:rFonts w:ascii="Arial" w:cs="Arial" w:eastAsia="Arial" w:hAnsi="Arial"/>
@@ -3637,7 +3637,7 @@
             <w:pPr>
               <w:spacing w:after="20" w:before="0"/>
             </w:pPr>
-            <w:hyperlink w:history="1" r:id="rIddh1ctkcytvtpjyr6d1qqm">
+            <w:hyperlink w:history="1" r:id="rId1_fydqcjervsm5uvcmirs">
               <w:r>
                 <w:rPr>
                   <w:rFonts w:ascii="Arial" w:cs="Arial" w:eastAsia="Arial" w:hAnsi="Arial"/>
@@ -3670,7 +3670,7 @@
               <w:spacing w:after="10" w:before="0"/>
               <w:ind w:left="120"/>
             </w:pPr>
-            <w:hyperlink w:history="1" r:id="rIdkcicrmsvf1wvdcotjfz5t">
+            <w:hyperlink w:history="1" r:id="rIdr4ukieev4f29yk-8qu-qj">
               <w:r>
                 <w:rPr>
                   <w:rFonts w:ascii="Arial" w:cs="Arial" w:eastAsia="Arial" w:hAnsi="Arial"/>
@@ -3715,7 +3715,7 @@
             <w:pPr>
               <w:spacing w:after="20" w:before="0"/>
             </w:pPr>
-            <w:hyperlink w:history="1" r:id="rId3rrbzenx3lk7r3wkygrek">
+            <w:hyperlink w:history="1" r:id="rId0upsfmmvypodqzj4-q0d4">
               <w:r>
                 <w:rPr>
                   <w:rFonts w:ascii="Arial" w:cs="Arial" w:eastAsia="Arial" w:hAnsi="Arial"/>
@@ -3748,7 +3748,7 @@
               <w:spacing w:after="10" w:before="0"/>
               <w:ind w:left="120"/>
             </w:pPr>
-            <w:hyperlink w:history="1" r:id="rId8rd248eu4ksusobu_slsp">
+            <w:hyperlink w:history="1" r:id="rIduwcdzssuungalkbdviy7a">
               <w:r>
                 <w:rPr>
                   <w:rFonts w:ascii="Arial" w:cs="Arial" w:eastAsia="Arial" w:hAnsi="Arial"/>
@@ -3948,7 +3948,7 @@
             <w:pPr>
               <w:spacing w:after="20" w:before="0"/>
             </w:pPr>
-            <w:hyperlink w:history="1" r:id="rIdys_rkde-zwqvzc7wn3_fm">
+            <w:hyperlink w:history="1" r:id="rIdagx-pzcdvaf0io_wunse5">
               <w:r>
                 <w:rPr>
                   <w:rFonts w:ascii="Arial" w:cs="Arial" w:eastAsia="Arial" w:hAnsi="Arial"/>
@@ -3981,7 +3981,7 @@
               <w:spacing w:after="10" w:before="0"/>
               <w:ind w:left="120"/>
             </w:pPr>
-            <w:hyperlink w:history="1" r:id="rIdopaqlity5grswpvqsblxm">
+            <w:hyperlink w:history="1" r:id="rId0glz0w6t8fj2yzbnsrolq">
               <w:r>
                 <w:rPr>
                   <w:rFonts w:ascii="Arial" w:cs="Arial" w:eastAsia="Arial" w:hAnsi="Arial"/>
@@ -4026,7 +4026,7 @@
             <w:pPr>
               <w:spacing w:after="20" w:before="0"/>
             </w:pPr>
-            <w:hyperlink w:history="1" r:id="rId3oj7lq4c5_gxvofpv8gal">
+            <w:hyperlink w:history="1" r:id="rIdvwj-sl5bpx2bxrpv62bhj">
               <w:r>
                 <w:rPr>
                   <w:rFonts w:ascii="Arial" w:cs="Arial" w:eastAsia="Arial" w:hAnsi="Arial"/>
@@ -4059,7 +4059,7 @@
               <w:spacing w:after="10" w:before="0"/>
               <w:ind w:left="120"/>
             </w:pPr>
-            <w:hyperlink w:history="1" r:id="rIdxvhw-d8u1_jhbzw222h0m">
+            <w:hyperlink w:history="1" r:id="rIdjq6uyumtya6eqymo-srb7">
               <w:r>
                 <w:rPr>
                   <w:rFonts w:ascii="Arial" w:cs="Arial" w:eastAsia="Arial" w:hAnsi="Arial"/>
@@ -4259,7 +4259,7 @@
             <w:pPr>
               <w:spacing w:after="20" w:before="0"/>
             </w:pPr>
-            <w:hyperlink w:history="1" r:id="rId7-frquzv9s8xpofes7jw3">
+            <w:hyperlink w:history="1" r:id="rIdqou5qevtctmqhtmkq_n5m">
               <w:r>
                 <w:rPr>
                   <w:rFonts w:ascii="Arial" w:cs="Arial" w:eastAsia="Arial" w:hAnsi="Arial"/>
@@ -4292,7 +4292,7 @@
               <w:spacing w:after="10" w:before="0"/>
               <w:ind w:left="120"/>
             </w:pPr>
-            <w:hyperlink w:history="1" r:id="rIdeyg3pkvbnahmr3eii4t4-">
+            <w:hyperlink w:history="1" r:id="rIde3xy46tsveng79gri4okb">
               <w:r>
                 <w:rPr>
                   <w:rFonts w:ascii="Arial" w:cs="Arial" w:eastAsia="Arial" w:hAnsi="Arial"/>
@@ -4337,7 +4337,7 @@
             <w:pPr>
               <w:spacing w:after="20" w:before="0"/>
             </w:pPr>
-            <w:hyperlink w:history="1" r:id="rIdxcvsdcd7w3yfqszpuylqy">
+            <w:hyperlink w:history="1" r:id="rIdjt6cv4aac4uuwh5--topx">
               <w:r>
                 <w:rPr>
                   <w:rFonts w:ascii="Arial" w:cs="Arial" w:eastAsia="Arial" w:hAnsi="Arial"/>
@@ -4370,7 +4370,7 @@
               <w:spacing w:after="10" w:before="0"/>
               <w:ind w:left="120"/>
             </w:pPr>
-            <w:hyperlink w:history="1" r:id="rIdsuhsjntosqmfukifw35na">
+            <w:hyperlink w:history="1" r:id="rIdy67ib8e7duekk8jmvhhxw">
               <w:r>
                 <w:rPr>
                   <w:rFonts w:ascii="Arial" w:cs="Arial" w:eastAsia="Arial" w:hAnsi="Arial"/>
@@ -4570,7 +4570,7 @@
             <w:pPr>
               <w:spacing w:after="20" w:before="0"/>
             </w:pPr>
-            <w:hyperlink w:history="1" r:id="rIdwigbpznr2wo_9muy9tz5w">
+            <w:hyperlink w:history="1" r:id="rId8ft2tcitbes-3jkrh6cvb">
               <w:r>
                 <w:rPr>
                   <w:rFonts w:ascii="Arial" w:cs="Arial" w:eastAsia="Arial" w:hAnsi="Arial"/>
@@ -4603,7 +4603,7 @@
               <w:spacing w:after="10" w:before="0"/>
               <w:ind w:left="120"/>
             </w:pPr>
-            <w:hyperlink w:history="1" r:id="rId2v5ugnf-yod0jeu6ihxi4">
+            <w:hyperlink w:history="1" r:id="rIdke0y8a1z3g1z9dvoqyqpb">
               <w:r>
                 <w:rPr>
                   <w:rFonts w:ascii="Arial" w:cs="Arial" w:eastAsia="Arial" w:hAnsi="Arial"/>
@@ -4648,7 +4648,7 @@
             <w:pPr>
               <w:spacing w:after="20" w:before="0"/>
             </w:pPr>
-            <w:hyperlink w:history="1" r:id="rIdfg35rf0hdhnoaa7jtl7zo">
+            <w:hyperlink w:history="1" r:id="rId1bfhzvzjncxw54sszflma">
               <w:r>
                 <w:rPr>
                   <w:rFonts w:ascii="Arial" w:cs="Arial" w:eastAsia="Arial" w:hAnsi="Arial"/>
@@ -4681,7 +4681,7 @@
               <w:spacing w:after="10" w:before="0"/>
               <w:ind w:left="120"/>
             </w:pPr>
-            <w:hyperlink w:history="1" r:id="rIds_x58t6znyhj7bqh9_ns9">
+            <w:hyperlink w:history="1" r:id="rIdmm1l6-lppjsk2iumuhivh">
               <w:r>
                 <w:rPr>
                   <w:rFonts w:ascii="Arial" w:cs="Arial" w:eastAsia="Arial" w:hAnsi="Arial"/>
@@ -4881,7 +4881,7 @@
             <w:pPr>
               <w:spacing w:after="20" w:before="0"/>
             </w:pPr>
-            <w:hyperlink w:history="1" r:id="rIdg76wu6lqsp6jonkotqayn">
+            <w:hyperlink w:history="1" r:id="rId_xqeymutf1glh8p-u38ii">
               <w:r>
                 <w:rPr>
                   <w:rFonts w:ascii="Arial" w:cs="Arial" w:eastAsia="Arial" w:hAnsi="Arial"/>
@@ -4914,7 +4914,7 @@
               <w:spacing w:after="10" w:before="0"/>
               <w:ind w:left="120"/>
             </w:pPr>
-            <w:hyperlink w:history="1" r:id="rIdfxhf4qy2homktyxkqo-mh">
+            <w:hyperlink w:history="1" r:id="rIdnddh5kaumhzdg3mxnqk5l">
               <w:r>
                 <w:rPr>
                   <w:rFonts w:ascii="Arial" w:cs="Arial" w:eastAsia="Arial" w:hAnsi="Arial"/>
@@ -4959,7 +4959,7 @@
             <w:pPr>
               <w:spacing w:after="20" w:before="0"/>
             </w:pPr>
-            <w:hyperlink w:history="1" r:id="rIdjcuzmymu1koy7wjawzdxn">
+            <w:hyperlink w:history="1" r:id="rIddk7kz78bcfrvm91g08ff0">
               <w:r>
                 <w:rPr>
                   <w:rFonts w:ascii="Arial" w:cs="Arial" w:eastAsia="Arial" w:hAnsi="Arial"/>
@@ -4992,7 +4992,7 @@
               <w:spacing w:after="10" w:before="0"/>
               <w:ind w:left="120"/>
             </w:pPr>
-            <w:hyperlink w:history="1" r:id="rId5e7etnu8snlrluuzwjzsl">
+            <w:hyperlink w:history="1" r:id="rIdy0m62lbmycm1klc3rvyk_">
               <w:r>
                 <w:rPr>
                   <w:rFonts w:ascii="Arial" w:cs="Arial" w:eastAsia="Arial" w:hAnsi="Arial"/>
@@ -5677,7 +5677,7 @@
         </w:rPr>
         <w:t xml:space="preserve">© 2026 SeaVuria and ARES. Aligned with KICD objectives. Developed by SeaVuria; technical implementation by ARES (with AI assistance from Claude). Licensed under </w:t>
       </w:r>
-      <w:hyperlink w:history="1" r:id="rIdbki_pc1-6lc5v93gnyef1">
+      <w:hyperlink w:history="1" r:id="rId_0zsipcl0n0qggruqmryu">
         <w:r>
           <w:rPr>
             <w:rFonts w:ascii="Arial" w:cs="Arial" w:eastAsia="Arial" w:hAnsi="Arial"/>
@@ -5698,7 +5698,7 @@
         </w:rPr>
         <w:t xml:space="preserve"> (</w:t>
       </w:r>
-      <w:hyperlink w:history="1" r:id="rIdngxoqehyhfmz_xun6h--x">
+      <w:hyperlink w:history="1" r:id="rIdwfw4t9wm-v2ksyjoinwbj">
         <w:r>
           <w:rPr>
             <w:rFonts w:ascii="Arial" w:cs="Arial" w:eastAsia="Arial" w:hAnsi="Arial"/>
@@ -6938,7 +6938,7 @@
             <w:pPr>
               <w:spacing w:after="20" w:before="0"/>
             </w:pPr>
-            <w:hyperlink w:history="1" r:id="rIdoovxfrjwidtc5yz2nuvw5">
+            <w:hyperlink w:history="1" r:id="rIdumbpan6p01rid9m6hkh5y">
               <w:r>
                 <w:rPr>
                   <w:rFonts w:ascii="Arial" w:cs="Arial" w:eastAsia="Arial" w:hAnsi="Arial"/>
@@ -6971,7 +6971,7 @@
               <w:spacing w:after="10" w:before="0"/>
               <w:ind w:left="120"/>
             </w:pPr>
-            <w:hyperlink w:history="1" r:id="rIdjzse7uk4y1hgx4k-di_m-">
+            <w:hyperlink w:history="1" r:id="rIdyzn85ogwcs6xc6wwxkn2a">
               <w:r>
                 <w:rPr>
                   <w:rFonts w:ascii="Arial" w:cs="Arial" w:eastAsia="Arial" w:hAnsi="Arial"/>
@@ -7016,7 +7016,7 @@
             <w:pPr>
               <w:spacing w:after="20" w:before="0"/>
             </w:pPr>
-            <w:hyperlink w:history="1" r:id="rIdtjxaufvcwwllwg8o4cotk">
+            <w:hyperlink w:history="1" r:id="rIdhv-2sjlpmrbdrehahdxgh">
               <w:r>
                 <w:rPr>
                   <w:rFonts w:ascii="Arial" w:cs="Arial" w:eastAsia="Arial" w:hAnsi="Arial"/>
@@ -7049,7 +7049,7 @@
               <w:spacing w:after="10" w:before="0"/>
               <w:ind w:left="120"/>
             </w:pPr>
-            <w:hyperlink w:history="1" r:id="rIdntuqyoje-ilbcgk03znzw">
+            <w:hyperlink w:history="1" r:id="rIdhxgzo2shn5znxvlx2thf1">
               <w:r>
                 <w:rPr>
                   <w:rFonts w:ascii="Arial" w:cs="Arial" w:eastAsia="Arial" w:hAnsi="Arial"/>
@@ -7249,7 +7249,7 @@
             <w:pPr>
               <w:spacing w:after="20" w:before="0"/>
             </w:pPr>
-            <w:hyperlink w:history="1" r:id="rId_sfmc7s3httdnws_tpi3a">
+            <w:hyperlink w:history="1" r:id="rIdix53wk4nwrdvdhbe1yjli">
               <w:r>
                 <w:rPr>
                   <w:rFonts w:ascii="Arial" w:cs="Arial" w:eastAsia="Arial" w:hAnsi="Arial"/>
@@ -7282,7 +7282,7 @@
               <w:spacing w:after="10" w:before="0"/>
               <w:ind w:left="120"/>
             </w:pPr>
-            <w:hyperlink w:history="1" r:id="rIdcqhwnk1pimuv4alclnutt">
+            <w:hyperlink w:history="1" r:id="rIdpunhoax4uh4l8ze2bfmf7">
               <w:r>
                 <w:rPr>
                   <w:rFonts w:ascii="Arial" w:cs="Arial" w:eastAsia="Arial" w:hAnsi="Arial"/>
@@ -7327,7 +7327,7 @@
             <w:pPr>
               <w:spacing w:after="20" w:before="0"/>
             </w:pPr>
-            <w:hyperlink w:history="1" r:id="rIdjpctt30cantelwailrvvg">
+            <w:hyperlink w:history="1" r:id="rIdcoz1vyppmyfuavyywlr8u">
               <w:r>
                 <w:rPr>
                   <w:rFonts w:ascii="Arial" w:cs="Arial" w:eastAsia="Arial" w:hAnsi="Arial"/>
@@ -7360,7 +7360,7 @@
               <w:spacing w:after="10" w:before="0"/>
               <w:ind w:left="120"/>
             </w:pPr>
-            <w:hyperlink w:history="1" r:id="rId-djybdzcob5xwb61i3xpx">
+            <w:hyperlink w:history="1" r:id="rId5qvp8wsm4t7xsir5jqkei">
               <w:r>
                 <w:rPr>
                   <w:rFonts w:ascii="Arial" w:cs="Arial" w:eastAsia="Arial" w:hAnsi="Arial"/>
@@ -7560,7 +7560,7 @@
             <w:pPr>
               <w:spacing w:after="20" w:before="0"/>
             </w:pPr>
-            <w:hyperlink w:history="1" r:id="rIdzp0rf6fo_mojxbdys3_qc">
+            <w:hyperlink w:history="1" r:id="rIdu2rjr4zqy7iiwsjglb4ll">
               <w:r>
                 <w:rPr>
                   <w:rFonts w:ascii="Arial" w:cs="Arial" w:eastAsia="Arial" w:hAnsi="Arial"/>
@@ -7593,7 +7593,7 @@
               <w:spacing w:after="10" w:before="0"/>
               <w:ind w:left="120"/>
             </w:pPr>
-            <w:hyperlink w:history="1" r:id="rIdxaoc29nbraz5cqg73cflp">
+            <w:hyperlink w:history="1" r:id="rId4m0_r_iitxdsccyllbosi">
               <w:r>
                 <w:rPr>
                   <w:rFonts w:ascii="Arial" w:cs="Arial" w:eastAsia="Arial" w:hAnsi="Arial"/>
@@ -7638,7 +7638,7 @@
             <w:pPr>
               <w:spacing w:after="20" w:before="0"/>
             </w:pPr>
-            <w:hyperlink w:history="1" r:id="rIdkqnclz6elp8asyjqnuqbh">
+            <w:hyperlink w:history="1" r:id="rIdfq7io9vrdtfrkry8a65rk">
               <w:r>
                 <w:rPr>
                   <w:rFonts w:ascii="Arial" w:cs="Arial" w:eastAsia="Arial" w:hAnsi="Arial"/>
@@ -7671,7 +7671,7 @@
               <w:spacing w:after="10" w:before="0"/>
               <w:ind w:left="120"/>
             </w:pPr>
-            <w:hyperlink w:history="1" r:id="rIdaxp1jrylnuuagutogez7w">
+            <w:hyperlink w:history="1" r:id="rIda8emxr5pqzejlehru8aav">
               <w:r>
                 <w:rPr>
                   <w:rFonts w:ascii="Arial" w:cs="Arial" w:eastAsia="Arial" w:hAnsi="Arial"/>
@@ -7871,7 +7871,7 @@
             <w:pPr>
               <w:spacing w:after="20" w:before="0"/>
             </w:pPr>
-            <w:hyperlink w:history="1" r:id="rId9b-mnwcm-dhfo5vwml6wl">
+            <w:hyperlink w:history="1" r:id="rIdqa6rhzvtxdx7jxtyx18sz">
               <w:r>
                 <w:rPr>
                   <w:rFonts w:ascii="Arial" w:cs="Arial" w:eastAsia="Arial" w:hAnsi="Arial"/>
@@ -7904,7 +7904,7 @@
               <w:spacing w:after="10" w:before="0"/>
               <w:ind w:left="120"/>
             </w:pPr>
-            <w:hyperlink w:history="1" r:id="rId_2-5hh5rtetl-hik_p5mr">
+            <w:hyperlink w:history="1" r:id="rIddugctu89kzeida_xp-ceo">
               <w:r>
                 <w:rPr>
                   <w:rFonts w:ascii="Arial" w:cs="Arial" w:eastAsia="Arial" w:hAnsi="Arial"/>
@@ -7949,7 +7949,7 @@
             <w:pPr>
               <w:spacing w:after="20" w:before="0"/>
             </w:pPr>
-            <w:hyperlink w:history="1" r:id="rId1dxtif8bgcsmo9gbw7csz">
+            <w:hyperlink w:history="1" r:id="rIdw-cebjpx0tss4cqwm6rej">
               <w:r>
                 <w:rPr>
                   <w:rFonts w:ascii="Arial" w:cs="Arial" w:eastAsia="Arial" w:hAnsi="Arial"/>
@@ -7982,7 +7982,7 @@
               <w:spacing w:after="10" w:before="0"/>
               <w:ind w:left="120"/>
             </w:pPr>
-            <w:hyperlink w:history="1" r:id="rId9fqebowxxrwnvqeayhssr">
+            <w:hyperlink w:history="1" r:id="rId59gvjbasdmvwj5onjb23h">
               <w:r>
                 <w:rPr>
                   <w:rFonts w:ascii="Arial" w:cs="Arial" w:eastAsia="Arial" w:hAnsi="Arial"/>
@@ -8182,7 +8182,7 @@
             <w:pPr>
               <w:spacing w:after="20" w:before="0"/>
             </w:pPr>
-            <w:hyperlink w:history="1" r:id="rIdclko-hxjg3kl8_hygvkj7">
+            <w:hyperlink w:history="1" r:id="rIdavnklzs3mfqn4swkq3nmk">
               <w:r>
                 <w:rPr>
                   <w:rFonts w:ascii="Arial" w:cs="Arial" w:eastAsia="Arial" w:hAnsi="Arial"/>
@@ -8215,7 +8215,7 @@
               <w:spacing w:after="10" w:before="0"/>
               <w:ind w:left="120"/>
             </w:pPr>
-            <w:hyperlink w:history="1" r:id="rIdgqxggzxn4vzctnxq2a8yg">
+            <w:hyperlink w:history="1" r:id="rIdrvyg36elkio7qcwe1vq26">
               <w:r>
                 <w:rPr>
                   <w:rFonts w:ascii="Arial" w:cs="Arial" w:eastAsia="Arial" w:hAnsi="Arial"/>
@@ -8260,7 +8260,7 @@
             <w:pPr>
               <w:spacing w:after="20" w:before="0"/>
             </w:pPr>
-            <w:hyperlink w:history="1" r:id="rIdem6zgn3jdkzrshm3q8008">
+            <w:hyperlink w:history="1" r:id="rId0wls7x9clemt8mnvso4b7">
               <w:r>
                 <w:rPr>
                   <w:rFonts w:ascii="Arial" w:cs="Arial" w:eastAsia="Arial" w:hAnsi="Arial"/>
@@ -8293,7 +8293,7 @@
               <w:spacing w:after="10" w:before="0"/>
               <w:ind w:left="120"/>
             </w:pPr>
-            <w:hyperlink w:history="1" r:id="rId9w_2cjwx3sgh3j9cp0nj9">
+            <w:hyperlink w:history="1" r:id="rIdw1nmtif4afsw6tz83zlqp">
               <w:r>
                 <w:rPr>
                   <w:rFonts w:ascii="Arial" w:cs="Arial" w:eastAsia="Arial" w:hAnsi="Arial"/>
@@ -8898,7 +8898,7 @@
         </w:rPr>
         <w:t xml:space="preserve">© 2026 SeaVuria and ARES. Aligned with KICD objectives. Developed by SeaVuria; technical implementation by ARES (with AI assistance from Claude). Licensed under </w:t>
       </w:r>
-      <w:hyperlink w:history="1" r:id="rIds_c3bucnwkoiblyizkrqa">
+      <w:hyperlink w:history="1" r:id="rIdijy1irhjgu7x_uqryeqfg">
         <w:r>
           <w:rPr>
             <w:rFonts w:ascii="Arial" w:cs="Arial" w:eastAsia="Arial" w:hAnsi="Arial"/>
@@ -8919,7 +8919,7 @@
         </w:rPr>
         <w:t xml:space="preserve"> (</w:t>
       </w:r>
-      <w:hyperlink w:history="1" r:id="rIdx64sekgsfgrbang7idlb6">
+      <w:hyperlink w:history="1" r:id="rIdooibktw-3fbqgj--qv4z0">
         <w:r>
           <w:rPr>
             <w:rFonts w:ascii="Arial" w:cs="Arial" w:eastAsia="Arial" w:hAnsi="Arial"/>
@@ -10159,7 +10159,7 @@
             <w:pPr>
               <w:spacing w:after="20" w:before="0"/>
             </w:pPr>
-            <w:hyperlink w:history="1" r:id="rIdd8jooxpfcdz3qxtq0ssqe">
+            <w:hyperlink w:history="1" r:id="rIdsvjjbxt-kdobvrwgi084y">
               <w:r>
                 <w:rPr>
                   <w:rFonts w:ascii="Arial" w:cs="Arial" w:eastAsia="Arial" w:hAnsi="Arial"/>
@@ -10192,7 +10192,7 @@
               <w:spacing w:after="10" w:before="0"/>
               <w:ind w:left="120"/>
             </w:pPr>
-            <w:hyperlink w:history="1" r:id="rIdhvoi94ppa7hdccxjxrjvg">
+            <w:hyperlink w:history="1" r:id="rId02a5cadjqriua4fqwprde">
               <w:r>
                 <w:rPr>
                   <w:rFonts w:ascii="Arial" w:cs="Arial" w:eastAsia="Arial" w:hAnsi="Arial"/>
@@ -10237,7 +10237,7 @@
             <w:pPr>
               <w:spacing w:after="20" w:before="0"/>
             </w:pPr>
-            <w:hyperlink w:history="1" r:id="rId7n4-js7zbczylxlnmrzg-">
+            <w:hyperlink w:history="1" r:id="rIdmrmojyfrvb4q3h2ttw2xa">
               <w:r>
                 <w:rPr>
                   <w:rFonts w:ascii="Arial" w:cs="Arial" w:eastAsia="Arial" w:hAnsi="Arial"/>
@@ -10270,7 +10270,7 @@
               <w:spacing w:after="10" w:before="0"/>
               <w:ind w:left="120"/>
             </w:pPr>
-            <w:hyperlink w:history="1" r:id="rIdsso9i4volpu7i5nu72rwa">
+            <w:hyperlink w:history="1" r:id="rIdvjd4tzg9oda0oaobe40uq">
               <w:r>
                 <w:rPr>
                   <w:rFonts w:ascii="Arial" w:cs="Arial" w:eastAsia="Arial" w:hAnsi="Arial"/>
@@ -10470,7 +10470,7 @@
             <w:pPr>
               <w:spacing w:after="20" w:before="0"/>
             </w:pPr>
-            <w:hyperlink w:history="1" r:id="rId9x1a1krm7fk5-fwehnaiq">
+            <w:hyperlink w:history="1" r:id="rId-hkyhdsisswvuicesd8vm">
               <w:r>
                 <w:rPr>
                   <w:rFonts w:ascii="Arial" w:cs="Arial" w:eastAsia="Arial" w:hAnsi="Arial"/>
@@ -10503,7 +10503,7 @@
               <w:spacing w:after="10" w:before="0"/>
               <w:ind w:left="120"/>
             </w:pPr>
-            <w:hyperlink w:history="1" r:id="rIdmcznrvtunhal1k9rl0ixe">
+            <w:hyperlink w:history="1" r:id="rIdvwz7tidh3zwbjlfgsda4r">
               <w:r>
                 <w:rPr>
                   <w:rFonts w:ascii="Arial" w:cs="Arial" w:eastAsia="Arial" w:hAnsi="Arial"/>
@@ -10548,7 +10548,7 @@
             <w:pPr>
               <w:spacing w:after="20" w:before="0"/>
             </w:pPr>
-            <w:hyperlink w:history="1" r:id="rId18fwoyilavmgfixnv_fje">
+            <w:hyperlink w:history="1" r:id="rIdonasssd7it6h8suyuiks-">
               <w:r>
                 <w:rPr>
                   <w:rFonts w:ascii="Arial" w:cs="Arial" w:eastAsia="Arial" w:hAnsi="Arial"/>
@@ -10581,7 +10581,7 @@
               <w:spacing w:after="10" w:before="0"/>
               <w:ind w:left="120"/>
             </w:pPr>
-            <w:hyperlink w:history="1" r:id="rIdz-dap4qlj37gvncnlvic5">
+            <w:hyperlink w:history="1" r:id="rId1vpxy3ppw8sm1dp_p9lgy">
               <w:r>
                 <w:rPr>
                   <w:rFonts w:ascii="Arial" w:cs="Arial" w:eastAsia="Arial" w:hAnsi="Arial"/>
@@ -10781,7 +10781,7 @@
             <w:pPr>
               <w:spacing w:after="20" w:before="0"/>
             </w:pPr>
-            <w:hyperlink w:history="1" r:id="rIdikerzh6mllllfcehdv3x-">
+            <w:hyperlink w:history="1" r:id="rIdickb-_9coijz3jhfvtg5f">
               <w:r>
                 <w:rPr>
                   <w:rFonts w:ascii="Arial" w:cs="Arial" w:eastAsia="Arial" w:hAnsi="Arial"/>
@@ -10814,7 +10814,7 @@
               <w:spacing w:after="10" w:before="0"/>
               <w:ind w:left="120"/>
             </w:pPr>
-            <w:hyperlink w:history="1" r:id="rId1ahgocbf8-xssmbhtr3xb">
+            <w:hyperlink w:history="1" r:id="rIdb9io1ciftt_yirfeh2jkc">
               <w:r>
                 <w:rPr>
                   <w:rFonts w:ascii="Arial" w:cs="Arial" w:eastAsia="Arial" w:hAnsi="Arial"/>
@@ -10859,7 +10859,7 @@
             <w:pPr>
               <w:spacing w:after="20" w:before="0"/>
             </w:pPr>
-            <w:hyperlink w:history="1" r:id="rIdlwyrta7spsguyey6dsizd">
+            <w:hyperlink w:history="1" r:id="rIdqlf4aes0kjlkw5f8yx67o">
               <w:r>
                 <w:rPr>
                   <w:rFonts w:ascii="Arial" w:cs="Arial" w:eastAsia="Arial" w:hAnsi="Arial"/>
@@ -10892,7 +10892,7 @@
               <w:spacing w:after="10" w:before="0"/>
               <w:ind w:left="120"/>
             </w:pPr>
-            <w:hyperlink w:history="1" r:id="rIdkcwtkekmhwbc9zatj7zhn">
+            <w:hyperlink w:history="1" r:id="rIdbv3rfxw-uozu3gaoy3auo">
               <w:r>
                 <w:rPr>
                   <w:rFonts w:ascii="Arial" w:cs="Arial" w:eastAsia="Arial" w:hAnsi="Arial"/>
@@ -11092,7 +11092,7 @@
             <w:pPr>
               <w:spacing w:after="20" w:before="0"/>
             </w:pPr>
-            <w:hyperlink w:history="1" r:id="rId2ipuubafrdshg3ecih-nc">
+            <w:hyperlink w:history="1" r:id="rId3tc91ux_x80a5fy0txwa9">
               <w:r>
                 <w:rPr>
                   <w:rFonts w:ascii="Arial" w:cs="Arial" w:eastAsia="Arial" w:hAnsi="Arial"/>
@@ -11125,7 +11125,7 @@
               <w:spacing w:after="10" w:before="0"/>
               <w:ind w:left="120"/>
             </w:pPr>
-            <w:hyperlink w:history="1" r:id="rId0hrnn7h-jqdfrirrriujr">
+            <w:hyperlink w:history="1" r:id="rIdgu7ihchbnfut3akfxyr9c">
               <w:r>
                 <w:rPr>
                   <w:rFonts w:ascii="Arial" w:cs="Arial" w:eastAsia="Arial" w:hAnsi="Arial"/>
@@ -11170,7 +11170,7 @@
             <w:pPr>
               <w:spacing w:after="20" w:before="0"/>
             </w:pPr>
-            <w:hyperlink w:history="1" r:id="rIdhpvudt8vylo8ebsa3aksr">
+            <w:hyperlink w:history="1" r:id="rIdtumv-jwasqztf5q4uuykh">
               <w:r>
                 <w:rPr>
                   <w:rFonts w:ascii="Arial" w:cs="Arial" w:eastAsia="Arial" w:hAnsi="Arial"/>
@@ -11203,7 +11203,7 @@
               <w:spacing w:after="10" w:before="0"/>
               <w:ind w:left="120"/>
             </w:pPr>
-            <w:hyperlink w:history="1" r:id="rIdocff08rbdppk2j4gkdlte">
+            <w:hyperlink w:history="1" r:id="rId_mpejmuvql3qmb3b7qpf0">
               <w:r>
                 <w:rPr>
                   <w:rFonts w:ascii="Arial" w:cs="Arial" w:eastAsia="Arial" w:hAnsi="Arial"/>
@@ -11403,7 +11403,7 @@
             <w:pPr>
               <w:spacing w:after="20" w:before="0"/>
             </w:pPr>
-            <w:hyperlink w:history="1" r:id="rIde32bpfyshy4soaqpaxfiu">
+            <w:hyperlink w:history="1" r:id="rIdxv_o2m01pc4jpitrgr9k6">
               <w:r>
                 <w:rPr>
                   <w:rFonts w:ascii="Arial" w:cs="Arial" w:eastAsia="Arial" w:hAnsi="Arial"/>
@@ -11452,7 +11452,7 @@
               <w:spacing w:after="10" w:before="0"/>
               <w:ind w:left="120"/>
             </w:pPr>
-            <w:hyperlink w:history="1" r:id="rIdtvjcontscjgqoe9590ar0">
+            <w:hyperlink w:history="1" r:id="rIdjwqfass7ahns9y2fvudzq">
               <w:r>
                 <w:rPr>
                   <w:rFonts w:ascii="Arial" w:cs="Arial" w:eastAsia="Arial" w:hAnsi="Arial"/>
@@ -11497,7 +11497,7 @@
             <w:pPr>
               <w:spacing w:after="20" w:before="0"/>
             </w:pPr>
-            <w:hyperlink w:history="1" r:id="rIdoe54ir0ovgk7upybqos99">
+            <w:hyperlink w:history="1" r:id="rIdilgb-kdzycjlypxd5prai">
               <w:r>
                 <w:rPr>
                   <w:rFonts w:ascii="Arial" w:cs="Arial" w:eastAsia="Arial" w:hAnsi="Arial"/>
@@ -11530,7 +11530,7 @@
               <w:spacing w:after="10" w:before="0"/>
               <w:ind w:left="120"/>
             </w:pPr>
-            <w:hyperlink w:history="1" r:id="rIdrnqse0kg1eu-kinu3_ytq">
+            <w:hyperlink w:history="1" r:id="rId4hivyvxycpjueeay1nhti">
               <w:r>
                 <w:rPr>
                   <w:rFonts w:ascii="Arial" w:cs="Arial" w:eastAsia="Arial" w:hAnsi="Arial"/>
@@ -12135,7 +12135,7 @@
         </w:rPr>
         <w:t xml:space="preserve">© 2026 SeaVuria and ARES. Aligned with KICD objectives. Developed by SeaVuria; technical implementation by ARES (with AI assistance from Claude). Licensed under </w:t>
       </w:r>
-      <w:hyperlink w:history="1" r:id="rIdhniqdkykzsenqldwyt_3o">
+      <w:hyperlink w:history="1" r:id="rIduailz-38zmz2lbpef9buq">
         <w:r>
           <w:rPr>
             <w:rFonts w:ascii="Arial" w:cs="Arial" w:eastAsia="Arial" w:hAnsi="Arial"/>
@@ -12156,7 +12156,7 @@
         </w:rPr>
         <w:t xml:space="preserve"> (</w:t>
       </w:r>
-      <w:hyperlink w:history="1" r:id="rIdtsbblqc8drc5rq4dnhzdl">
+      <w:hyperlink w:history="1" r:id="rIdjinvwdshtaooglqfbmb2b">
         <w:r>
           <w:rPr>
             <w:rFonts w:ascii="Arial" w:cs="Arial" w:eastAsia="Arial" w:hAnsi="Arial"/>
@@ -13396,7 +13396,7 @@
             <w:pPr>
               <w:spacing w:after="20" w:before="0"/>
             </w:pPr>
-            <w:hyperlink w:history="1" r:id="rId9nqsrkthobstogk0h3qp4">
+            <w:hyperlink w:history="1" r:id="rIdikyorcsgv5xttt-ihjme9">
               <w:r>
                 <w:rPr>
                   <w:rFonts w:ascii="Arial" w:cs="Arial" w:eastAsia="Arial" w:hAnsi="Arial"/>
@@ -13429,7 +13429,7 @@
               <w:spacing w:after="10" w:before="0"/>
               <w:ind w:left="120"/>
             </w:pPr>
-            <w:hyperlink w:history="1" r:id="rIdu6rsu_abzztm3b8ckqwsj">
+            <w:hyperlink w:history="1" r:id="rIdqenmkfmguobxnw2r2y3uw">
               <w:r>
                 <w:rPr>
                   <w:rFonts w:ascii="Arial" w:cs="Arial" w:eastAsia="Arial" w:hAnsi="Arial"/>
@@ -13474,7 +13474,7 @@
             <w:pPr>
               <w:spacing w:after="20" w:before="0"/>
             </w:pPr>
-            <w:hyperlink w:history="1" r:id="rIdkwy6rcexyl5lffvwbeuk5">
+            <w:hyperlink w:history="1" r:id="rId8dg502cml_gt-hxi3n_qv">
               <w:r>
                 <w:rPr>
                   <w:rFonts w:ascii="Arial" w:cs="Arial" w:eastAsia="Arial" w:hAnsi="Arial"/>
@@ -13507,7 +13507,7 @@
               <w:spacing w:after="10" w:before="0"/>
               <w:ind w:left="120"/>
             </w:pPr>
-            <w:hyperlink w:history="1" r:id="rIdnnfxx4ci7q9gqoq_3wc0x">
+            <w:hyperlink w:history="1" r:id="rIdgjep3mdyobmle0q5-65mm">
               <w:r>
                 <w:rPr>
                   <w:rFonts w:ascii="Arial" w:cs="Arial" w:eastAsia="Arial" w:hAnsi="Arial"/>
@@ -13707,7 +13707,7 @@
             <w:pPr>
               <w:spacing w:after="20" w:before="0"/>
             </w:pPr>
-            <w:hyperlink w:history="1" r:id="rIdluogirp6pyr57big_lrtk">
+            <w:hyperlink w:history="1" r:id="rIdxred8tbnxdf5w0nibox4y">
               <w:r>
                 <w:rPr>
                   <w:rFonts w:ascii="Arial" w:cs="Arial" w:eastAsia="Arial" w:hAnsi="Arial"/>
@@ -13740,7 +13740,7 @@
               <w:spacing w:after="10" w:before="0"/>
               <w:ind w:left="120"/>
             </w:pPr>
-            <w:hyperlink w:history="1" r:id="rIdsk_kh2mxjcrx0ahw5ipsm">
+            <w:hyperlink w:history="1" r:id="rIduagpwqduunn52b5py6opn">
               <w:r>
                 <w:rPr>
                   <w:rFonts w:ascii="Arial" w:cs="Arial" w:eastAsia="Arial" w:hAnsi="Arial"/>
@@ -13785,7 +13785,7 @@
             <w:pPr>
               <w:spacing w:after="20" w:before="0"/>
             </w:pPr>
-            <w:hyperlink w:history="1" r:id="rIdgwyhzrgljf-p0kvzgdjry">
+            <w:hyperlink w:history="1" r:id="rIdva0bampyhsc9ram5ndafd">
               <w:r>
                 <w:rPr>
                   <w:rFonts w:ascii="Arial" w:cs="Arial" w:eastAsia="Arial" w:hAnsi="Arial"/>
@@ -13818,7 +13818,7 @@
               <w:spacing w:after="10" w:before="0"/>
               <w:ind w:left="120"/>
             </w:pPr>
-            <w:hyperlink w:history="1" r:id="rId25qq4n7ovn9qiwkkij1ld">
+            <w:hyperlink w:history="1" r:id="rIdwqwwp5qyrjwkvw-92f9k6">
               <w:r>
                 <w:rPr>
                   <w:rFonts w:ascii="Arial" w:cs="Arial" w:eastAsia="Arial" w:hAnsi="Arial"/>
@@ -14018,7 +14018,7 @@
             <w:pPr>
               <w:spacing w:after="20" w:before="0"/>
             </w:pPr>
-            <w:hyperlink w:history="1" r:id="rIdqaib0r4bomfrdwm-sjumg">
+            <w:hyperlink w:history="1" r:id="rId0fkhoigjcj3ckznuuig7_">
               <w:r>
                 <w:rPr>
                   <w:rFonts w:ascii="Arial" w:cs="Arial" w:eastAsia="Arial" w:hAnsi="Arial"/>
@@ -14051,7 +14051,7 @@
               <w:spacing w:after="10" w:before="0"/>
               <w:ind w:left="120"/>
             </w:pPr>
-            <w:hyperlink w:history="1" r:id="rIddqskxwsgjfff7r7u06g15">
+            <w:hyperlink w:history="1" r:id="rIduvv9jelo1zm1ubg5hu3im">
               <w:r>
                 <w:rPr>
                   <w:rFonts w:ascii="Arial" w:cs="Arial" w:eastAsia="Arial" w:hAnsi="Arial"/>
@@ -14096,7 +14096,7 @@
             <w:pPr>
               <w:spacing w:after="20" w:before="0"/>
             </w:pPr>
-            <w:hyperlink w:history="1" r:id="rIduux1zx7bq50juhb-sf8eo">
+            <w:hyperlink w:history="1" r:id="rId0oxgyxijyzzanye24wk5g">
               <w:r>
                 <w:rPr>
                   <w:rFonts w:ascii="Arial" w:cs="Arial" w:eastAsia="Arial" w:hAnsi="Arial"/>
@@ -14145,7 +14145,7 @@
               <w:spacing w:after="10" w:before="0"/>
               <w:ind w:left="120"/>
             </w:pPr>
-            <w:hyperlink w:history="1" r:id="rIdjsa5lbzbgshhlk2b-ygzm">
+            <w:hyperlink w:history="1" r:id="rIdaz7izqczlwomwma992yqq">
               <w:r>
                 <w:rPr>
                   <w:rFonts w:ascii="Arial" w:cs="Arial" w:eastAsia="Arial" w:hAnsi="Arial"/>
@@ -14345,7 +14345,7 @@
             <w:pPr>
               <w:spacing w:after="20" w:before="0"/>
             </w:pPr>
-            <w:hyperlink w:history="1" r:id="rIdqmgbfbdfwuu0vackjok7v">
+            <w:hyperlink w:history="1" r:id="rIdcymgmr4m4c9mo8fwi22ka">
               <w:r>
                 <w:rPr>
                   <w:rFonts w:ascii="Arial" w:cs="Arial" w:eastAsia="Arial" w:hAnsi="Arial"/>
@@ -14378,7 +14378,7 @@
               <w:spacing w:after="10" w:before="0"/>
               <w:ind w:left="120"/>
             </w:pPr>
-            <w:hyperlink w:history="1" r:id="rIdlllsrbvdavpqhdqrffz96">
+            <w:hyperlink w:history="1" r:id="rId3qtfgpg1g7ng5usdd81lk">
               <w:r>
                 <w:rPr>
                   <w:rFonts w:ascii="Arial" w:cs="Arial" w:eastAsia="Arial" w:hAnsi="Arial"/>
@@ -14423,7 +14423,7 @@
             <w:pPr>
               <w:spacing w:after="20" w:before="0"/>
             </w:pPr>
-            <w:hyperlink w:history="1" r:id="rId6dttkdmumqnskkyst7wc4">
+            <w:hyperlink w:history="1" r:id="rIdfgalwpigduhekcw_tnvq1">
               <w:r>
                 <w:rPr>
                   <w:rFonts w:ascii="Arial" w:cs="Arial" w:eastAsia="Arial" w:hAnsi="Arial"/>
@@ -14472,7 +14472,7 @@
               <w:spacing w:after="10" w:before="0"/>
               <w:ind w:left="120"/>
             </w:pPr>
-            <w:hyperlink w:history="1" r:id="rIdluoy0jdq6ryobmmcvdby1">
+            <w:hyperlink w:history="1" r:id="rId2wyweq4dzi-y25svisust">
               <w:r>
                 <w:rPr>
                   <w:rFonts w:ascii="Arial" w:cs="Arial" w:eastAsia="Arial" w:hAnsi="Arial"/>
@@ -14672,7 +14672,7 @@
             <w:pPr>
               <w:spacing w:after="20" w:before="0"/>
             </w:pPr>
-            <w:hyperlink w:history="1" r:id="rId7r0rrf72lcvuo9yg8ovaj">
+            <w:hyperlink w:history="1" r:id="rIdbwkhso4xppjhk3cxhzks8">
               <w:r>
                 <w:rPr>
                   <w:rFonts w:ascii="Arial" w:cs="Arial" w:eastAsia="Arial" w:hAnsi="Arial"/>
@@ -14721,7 +14721,7 @@
               <w:spacing w:after="10" w:before="0"/>
               <w:ind w:left="120"/>
             </w:pPr>
-            <w:hyperlink w:history="1" r:id="rIdha3bgihx_gsfkufw49up2">
+            <w:hyperlink w:history="1" r:id="rIdao1v3j-t_ad6qndi6f5dm">
               <w:r>
                 <w:rPr>
                   <w:rFonts w:ascii="Arial" w:cs="Arial" w:eastAsia="Arial" w:hAnsi="Arial"/>
@@ -14766,7 +14766,7 @@
             <w:pPr>
               <w:spacing w:after="20" w:before="0"/>
             </w:pPr>
-            <w:hyperlink w:history="1" r:id="rIdgw4dw-tohafzp9xqjtnu2">
+            <w:hyperlink w:history="1" r:id="rIdaa1bstupkc6ekmzmmmkpu">
               <w:r>
                 <w:rPr>
                   <w:rFonts w:ascii="Arial" w:cs="Arial" w:eastAsia="Arial" w:hAnsi="Arial"/>
@@ -14815,7 +14815,7 @@
               <w:spacing w:after="10" w:before="0"/>
               <w:ind w:left="120"/>
             </w:pPr>
-            <w:hyperlink w:history="1" r:id="rIdlhbqx8dbtanlx4bksf9c_">
+            <w:hyperlink w:history="1" r:id="rId1olenkkk9rzlxcbav91ae">
               <w:r>
                 <w:rPr>
                   <w:rFonts w:ascii="Arial" w:cs="Arial" w:eastAsia="Arial" w:hAnsi="Arial"/>
@@ -15420,7 +15420,7 @@
         </w:rPr>
         <w:t xml:space="preserve">© 2026 SeaVuria and ARES. Aligned with KICD objectives. Developed by SeaVuria; technical implementation by ARES (with AI assistance from Claude). Licensed under </w:t>
       </w:r>
-      <w:hyperlink w:history="1" r:id="rIdv2rkvt7z42xg_3avlblpu">
+      <w:hyperlink w:history="1" r:id="rIdc7oskmyqudajzqxqmw0lv">
         <w:r>
           <w:rPr>
             <w:rFonts w:ascii="Arial" w:cs="Arial" w:eastAsia="Arial" w:hAnsi="Arial"/>
@@ -15441,7 +15441,7 @@
         </w:rPr>
         <w:t xml:space="preserve"> (</w:t>
       </w:r>
-      <w:hyperlink w:history="1" r:id="rIdbgquwzn_zjahz5vphgbwu">
+      <w:hyperlink w:history="1" r:id="rIdacbdq6w5knfdgcywcag7g">
         <w:r>
           <w:rPr>
             <w:rFonts w:ascii="Arial" w:cs="Arial" w:eastAsia="Arial" w:hAnsi="Arial"/>
@@ -16701,7 +16701,7 @@
             <w:pPr>
               <w:spacing w:after="20" w:before="0"/>
             </w:pPr>
-            <w:hyperlink w:history="1" r:id="rIdeeejusumu1x4eo_5pbsg9">
+            <w:hyperlink w:history="1" r:id="rIdv9pk2rax1wlvitl7cgty-">
               <w:r>
                 <w:rPr>
                   <w:rFonts w:ascii="Arial" w:cs="Arial" w:eastAsia="Arial" w:hAnsi="Arial"/>
@@ -16734,7 +16734,7 @@
               <w:spacing w:after="10" w:before="0"/>
               <w:ind w:left="120"/>
             </w:pPr>
-            <w:hyperlink w:history="1" r:id="rIdy0ahmpauj6g4sh4pekoci">
+            <w:hyperlink w:history="1" r:id="rIdo8mn1p4am-ske_wmajn8z">
               <w:r>
                 <w:rPr>
                   <w:rFonts w:ascii="Arial" w:cs="Arial" w:eastAsia="Arial" w:hAnsi="Arial"/>
@@ -16779,7 +16779,7 @@
             <w:pPr>
               <w:spacing w:after="20" w:before="0"/>
             </w:pPr>
-            <w:hyperlink w:history="1" r:id="rIdanrrjj-q0435m9x2dq4pe">
+            <w:hyperlink w:history="1" r:id="rIdwczwsy9oqaf-mbyjtii3m">
               <w:r>
                 <w:rPr>
                   <w:rFonts w:ascii="Arial" w:cs="Arial" w:eastAsia="Arial" w:hAnsi="Arial"/>
@@ -16812,7 +16812,7 @@
               <w:spacing w:after="10" w:before="0"/>
               <w:ind w:left="120"/>
             </w:pPr>
-            <w:hyperlink w:history="1" r:id="rIdzluyr8ejhwwpk605ogumk">
+            <w:hyperlink w:history="1" r:id="rIdnezjshsg00o6hkbdfdnl4">
               <w:r>
                 <w:rPr>
                   <w:rFonts w:ascii="Arial" w:cs="Arial" w:eastAsia="Arial" w:hAnsi="Arial"/>
@@ -17012,7 +17012,7 @@
             <w:pPr>
               <w:spacing w:after="20" w:before="0"/>
             </w:pPr>
-            <w:hyperlink w:history="1" r:id="rIdddti9ajmlexjtfvajzhls">
+            <w:hyperlink w:history="1" r:id="rId4cdhglzwzwly5_tkt5tpo">
               <w:r>
                 <w:rPr>
                   <w:rFonts w:ascii="Arial" w:cs="Arial" w:eastAsia="Arial" w:hAnsi="Arial"/>
@@ -17045,7 +17045,7 @@
               <w:spacing w:after="10" w:before="0"/>
               <w:ind w:left="120"/>
             </w:pPr>
-            <w:hyperlink w:history="1" r:id="rId88f-_0tngrth9ebofuuf2">
+            <w:hyperlink w:history="1" r:id="rIdejwnmzrnpmsdboyglmicf">
               <w:r>
                 <w:rPr>
                   <w:rFonts w:ascii="Arial" w:cs="Arial" w:eastAsia="Arial" w:hAnsi="Arial"/>
@@ -17090,7 +17090,7 @@
             <w:pPr>
               <w:spacing w:after="20" w:before="0"/>
             </w:pPr>
-            <w:hyperlink w:history="1" r:id="rIdn6e5n3riqb7xyxlzzh1qp">
+            <w:hyperlink w:history="1" r:id="rIdcrem4m3cwaezsokytzq_3">
               <w:r>
                 <w:rPr>
                   <w:rFonts w:ascii="Arial" w:cs="Arial" w:eastAsia="Arial" w:hAnsi="Arial"/>
@@ -17123,7 +17123,7 @@
               <w:spacing w:after="10" w:before="0"/>
               <w:ind w:left="120"/>
             </w:pPr>
-            <w:hyperlink w:history="1" r:id="rIdwwoqaugosfgtdtzcydhgj">
+            <w:hyperlink w:history="1" r:id="rId7xsumzubwsumwnkdymu1l">
               <w:r>
                 <w:rPr>
                   <w:rFonts w:ascii="Arial" w:cs="Arial" w:eastAsia="Arial" w:hAnsi="Arial"/>
@@ -17323,7 +17323,7 @@
             <w:pPr>
               <w:spacing w:after="20" w:before="0"/>
             </w:pPr>
-            <w:hyperlink w:history="1" r:id="rIdgihepqbfsaeioudgqjxav">
+            <w:hyperlink w:history="1" r:id="rIdyt60rjywrgxiex-guweal">
               <w:r>
                 <w:rPr>
                   <w:rFonts w:ascii="Arial" w:cs="Arial" w:eastAsia="Arial" w:hAnsi="Arial"/>
@@ -17356,7 +17356,7 @@
               <w:spacing w:after="10" w:before="0"/>
               <w:ind w:left="120"/>
             </w:pPr>
-            <w:hyperlink w:history="1" r:id="rIduwynm3ohlxhyn-5ehn79h">
+            <w:hyperlink w:history="1" r:id="rIdv2b-uagsx3sleltvm-ruy">
               <w:r>
                 <w:rPr>
                   <w:rFonts w:ascii="Arial" w:cs="Arial" w:eastAsia="Arial" w:hAnsi="Arial"/>
@@ -17401,7 +17401,7 @@
             <w:pPr>
               <w:spacing w:after="20" w:before="0"/>
             </w:pPr>
-            <w:hyperlink w:history="1" r:id="rIdckoam9ywxs4xvdwuw6op9">
+            <w:hyperlink w:history="1" r:id="rId7-pv4zabvvkx0nany4kyd">
               <w:r>
                 <w:rPr>
                   <w:rFonts w:ascii="Arial" w:cs="Arial" w:eastAsia="Arial" w:hAnsi="Arial"/>
@@ -17434,7 +17434,7 @@
               <w:spacing w:after="10" w:before="0"/>
               <w:ind w:left="120"/>
             </w:pPr>
-            <w:hyperlink w:history="1" r:id="rIdnoiocut40zbk1996sy7cs">
+            <w:hyperlink w:history="1" r:id="rId9nmctobtqqv0qmwpkx1fv">
               <w:r>
                 <w:rPr>
                   <w:rFonts w:ascii="Arial" w:cs="Arial" w:eastAsia="Arial" w:hAnsi="Arial"/>
@@ -17634,7 +17634,7 @@
             <w:pPr>
               <w:spacing w:after="20" w:before="0"/>
             </w:pPr>
-            <w:hyperlink w:history="1" r:id="rIdoxbczbn8dpzbqrmf6cmj-">
+            <w:hyperlink w:history="1" r:id="rIdnbpof1tja2rpramvkdckv">
               <w:r>
                 <w:rPr>
                   <w:rFonts w:ascii="Arial" w:cs="Arial" w:eastAsia="Arial" w:hAnsi="Arial"/>
@@ -17667,7 +17667,7 @@
               <w:spacing w:after="10" w:before="0"/>
               <w:ind w:left="120"/>
             </w:pPr>
-            <w:hyperlink w:history="1" r:id="rId3buururdnv3l-ayqq8l50">
+            <w:hyperlink w:history="1" r:id="rIdewplc53p3am6vk9r9ceb4">
               <w:r>
                 <w:rPr>
                   <w:rFonts w:ascii="Arial" w:cs="Arial" w:eastAsia="Arial" w:hAnsi="Arial"/>
@@ -17712,7 +17712,7 @@
             <w:pPr>
               <w:spacing w:after="20" w:before="0"/>
             </w:pPr>
-            <w:hyperlink w:history="1" r:id="rIdqgudofn3uhpj20mq447rc">
+            <w:hyperlink w:history="1" r:id="rIdaewjna7cckktepjitgd4c">
               <w:r>
                 <w:rPr>
                   <w:rFonts w:ascii="Arial" w:cs="Arial" w:eastAsia="Arial" w:hAnsi="Arial"/>
@@ -17745,7 +17745,7 @@
               <w:spacing w:after="10" w:before="0"/>
               <w:ind w:left="120"/>
             </w:pPr>
-            <w:hyperlink w:history="1" r:id="rIdksr7u6y7pogxiui-zmqs9">
+            <w:hyperlink w:history="1" r:id="rIdfmctwzqjbuqo074ppifqc">
               <w:r>
                 <w:rPr>
                   <w:rFonts w:ascii="Arial" w:cs="Arial" w:eastAsia="Arial" w:hAnsi="Arial"/>
@@ -17945,7 +17945,7 @@
             <w:pPr>
               <w:spacing w:after="20" w:before="0"/>
             </w:pPr>
-            <w:hyperlink w:history="1" r:id="rId9n7dukzdg35ut27agdnwy">
+            <w:hyperlink w:history="1" r:id="rIdutoubsfed7wsc0pvvtchx">
               <w:r>
                 <w:rPr>
                   <w:rFonts w:ascii="Arial" w:cs="Arial" w:eastAsia="Arial" w:hAnsi="Arial"/>
@@ -17978,7 +17978,7 @@
               <w:spacing w:after="10" w:before="0"/>
               <w:ind w:left="120"/>
             </w:pPr>
-            <w:hyperlink w:history="1" r:id="rId-38pmshwhluegi5gndgk3">
+            <w:hyperlink w:history="1" r:id="rIddn1vgkckstj6l_0oj0xwd">
               <w:r>
                 <w:rPr>
                   <w:rFonts w:ascii="Arial" w:cs="Arial" w:eastAsia="Arial" w:hAnsi="Arial"/>
@@ -18023,7 +18023,7 @@
             <w:pPr>
               <w:spacing w:after="20" w:before="0"/>
             </w:pPr>
-            <w:hyperlink w:history="1" r:id="rIdth5taky5h9py8fl1a9wdm">
+            <w:hyperlink w:history="1" r:id="rIda4povnajaoeviywub59sr">
               <w:r>
                 <w:rPr>
                   <w:rFonts w:ascii="Arial" w:cs="Arial" w:eastAsia="Arial" w:hAnsi="Arial"/>
@@ -18056,7 +18056,7 @@
               <w:spacing w:after="10" w:before="0"/>
               <w:ind w:left="120"/>
             </w:pPr>
-            <w:hyperlink w:history="1" r:id="rIdpnonmusixie77ifdch8dk">
+            <w:hyperlink w:history="1" r:id="rId_h4zqjrpkyrs7boy69n1a">
               <w:r>
                 <w:rPr>
                   <w:rFonts w:ascii="Arial" w:cs="Arial" w:eastAsia="Arial" w:hAnsi="Arial"/>
@@ -18661,7 +18661,7 @@
         </w:rPr>
         <w:t xml:space="preserve">© 2026 SeaVuria and ARES. Aligned with KICD objectives. Developed by SeaVuria; technical implementation by ARES (with AI assistance from Claude). Licensed under </w:t>
       </w:r>
-      <w:hyperlink w:history="1" r:id="rIda5c0e-civlciqv9jy3ise">
+      <w:hyperlink w:history="1" r:id="rIdx6hzxb-fsrsqw1gokx30m">
         <w:r>
           <w:rPr>
             <w:rFonts w:ascii="Arial" w:cs="Arial" w:eastAsia="Arial" w:hAnsi="Arial"/>
@@ -18682,7 +18682,7 @@
         </w:rPr>
         <w:t xml:space="preserve"> (</w:t>
       </w:r>
-      <w:hyperlink w:history="1" r:id="rIdnw6gg1bqcagm-8dsfmee5">
+      <w:hyperlink w:history="1" r:id="rIdyipeki5jifvdnwp5ddfie">
         <w:r>
           <w:rPr>
             <w:rFonts w:ascii="Arial" w:cs="Arial" w:eastAsia="Arial" w:hAnsi="Arial"/>
@@ -19922,7 +19922,7 @@
             <w:pPr>
               <w:spacing w:after="20" w:before="0"/>
             </w:pPr>
-            <w:hyperlink w:history="1" r:id="rIdufsixfb15y2sz3-jnf6is">
+            <w:hyperlink w:history="1" r:id="rId1hjx12prncnfqzlscio_k">
               <w:r>
                 <w:rPr>
                   <w:rFonts w:ascii="Arial" w:cs="Arial" w:eastAsia="Arial" w:hAnsi="Arial"/>
@@ -19955,7 +19955,7 @@
               <w:spacing w:after="10" w:before="0"/>
               <w:ind w:left="120"/>
             </w:pPr>
-            <w:hyperlink w:history="1" r:id="rIdjhpiz6tti-wd6usepxdxk">
+            <w:hyperlink w:history="1" r:id="rId6vhr3lk8stezuybz_2gah">
               <w:r>
                 <w:rPr>
                   <w:rFonts w:ascii="Arial" w:cs="Arial" w:eastAsia="Arial" w:hAnsi="Arial"/>
@@ -20000,7 +20000,7 @@
             <w:pPr>
               <w:spacing w:after="20" w:before="0"/>
             </w:pPr>
-            <w:hyperlink w:history="1" r:id="rIdvlwdv6mxvekke80qu85ci">
+            <w:hyperlink w:history="1" r:id="rIdvrq6nlcfeb2hvnwmeq0qe">
               <w:r>
                 <w:rPr>
                   <w:rFonts w:ascii="Arial" w:cs="Arial" w:eastAsia="Arial" w:hAnsi="Arial"/>
@@ -20033,7 +20033,7 @@
               <w:spacing w:after="10" w:before="0"/>
               <w:ind w:left="120"/>
             </w:pPr>
-            <w:hyperlink w:history="1" r:id="rIdwbhv4udighb-xblt6m_ir">
+            <w:hyperlink w:history="1" r:id="rId-1mgibjzq1f-gdww0btev">
               <w:r>
                 <w:rPr>
                   <w:rFonts w:ascii="Arial" w:cs="Arial" w:eastAsia="Arial" w:hAnsi="Arial"/>
@@ -20233,7 +20233,7 @@
             <w:pPr>
               <w:spacing w:after="20" w:before="0"/>
             </w:pPr>
-            <w:hyperlink w:history="1" r:id="rIddj-kaaqluda2lnzs8clr2">
+            <w:hyperlink w:history="1" r:id="rId2uuavyayumhkanbqmn5ae">
               <w:r>
                 <w:rPr>
                   <w:rFonts w:ascii="Arial" w:cs="Arial" w:eastAsia="Arial" w:hAnsi="Arial"/>
@@ -20266,7 +20266,7 @@
               <w:spacing w:after="10" w:before="0"/>
               <w:ind w:left="120"/>
             </w:pPr>
-            <w:hyperlink w:history="1" r:id="rIdikbkzq_zqp3ekfmkfdswl">
+            <w:hyperlink w:history="1" r:id="rIdgspwdi37-milqifl3bqys">
               <w:r>
                 <w:rPr>
                   <w:rFonts w:ascii="Arial" w:cs="Arial" w:eastAsia="Arial" w:hAnsi="Arial"/>
@@ -20311,7 +20311,7 @@
             <w:pPr>
               <w:spacing w:after="20" w:before="0"/>
             </w:pPr>
-            <w:hyperlink w:history="1" r:id="rIdwctrigxkmdhthz4ysln47">
+            <w:hyperlink w:history="1" r:id="rIdloo4jtr8x7qnz6flvazha">
               <w:r>
                 <w:rPr>
                   <w:rFonts w:ascii="Arial" w:cs="Arial" w:eastAsia="Arial" w:hAnsi="Arial"/>
@@ -20344,7 +20344,7 @@
               <w:spacing w:after="10" w:before="0"/>
               <w:ind w:left="120"/>
             </w:pPr>
-            <w:hyperlink w:history="1" r:id="rIdmcmcrhdjneasdtmh4nplc">
+            <w:hyperlink w:history="1" r:id="rIdcgeuqpxbopkdmckqv8jbi">
               <w:r>
                 <w:rPr>
                   <w:rFonts w:ascii="Arial" w:cs="Arial" w:eastAsia="Arial" w:hAnsi="Arial"/>
@@ -20544,7 +20544,7 @@
             <w:pPr>
               <w:spacing w:after="20" w:before="0"/>
             </w:pPr>
-            <w:hyperlink w:history="1" r:id="rId8ui3wrjsw0j3yj8lltier">
+            <w:hyperlink w:history="1" r:id="rId_hjrgsriufxwxmrbfnxz1">
               <w:r>
                 <w:rPr>
                   <w:rFonts w:ascii="Arial" w:cs="Arial" w:eastAsia="Arial" w:hAnsi="Arial"/>
@@ -20577,7 +20577,7 @@
               <w:spacing w:after="10" w:before="0"/>
               <w:ind w:left="120"/>
             </w:pPr>
-            <w:hyperlink w:history="1" r:id="rId31nunhpbvewjcq2cxrs_z">
+            <w:hyperlink w:history="1" r:id="rIdxeglks3abn-8namw_piws">
               <w:r>
                 <w:rPr>
                   <w:rFonts w:ascii="Arial" w:cs="Arial" w:eastAsia="Arial" w:hAnsi="Arial"/>
@@ -20622,7 +20622,7 @@
             <w:pPr>
               <w:spacing w:after="20" w:before="0"/>
             </w:pPr>
-            <w:hyperlink w:history="1" r:id="rIdu09celv-ckrr4fxami1o-">
+            <w:hyperlink w:history="1" r:id="rIdfae-ag2oseeoigz11quny">
               <w:r>
                 <w:rPr>
                   <w:rFonts w:ascii="Arial" w:cs="Arial" w:eastAsia="Arial" w:hAnsi="Arial"/>
@@ -20671,7 +20671,7 @@
               <w:spacing w:after="10" w:before="0"/>
               <w:ind w:left="120"/>
             </w:pPr>
-            <w:hyperlink w:history="1" r:id="rIdve6bogptyeexuwg3bp6et">
+            <w:hyperlink w:history="1" r:id="rIdl-se32pemwymj2qev7r-a">
               <w:r>
                 <w:rPr>
                   <w:rFonts w:ascii="Arial" w:cs="Arial" w:eastAsia="Arial" w:hAnsi="Arial"/>
@@ -20871,7 +20871,7 @@
             <w:pPr>
               <w:spacing w:after="20" w:before="0"/>
             </w:pPr>
-            <w:hyperlink w:history="1" r:id="rIda-8zedzesybgusz7zop45">
+            <w:hyperlink w:history="1" r:id="rId0tab9wwh7l8kc2ms2glde">
               <w:r>
                 <w:rPr>
                   <w:rFonts w:ascii="Arial" w:cs="Arial" w:eastAsia="Arial" w:hAnsi="Arial"/>
@@ -20904,7 +20904,7 @@
               <w:spacing w:after="10" w:before="0"/>
               <w:ind w:left="120"/>
             </w:pPr>
-            <w:hyperlink w:history="1" r:id="rIdklw95qvbicoc0lsngpxln">
+            <w:hyperlink w:history="1" r:id="rIdfmk-04vakxxcau9xhghf-">
               <w:r>
                 <w:rPr>
                   <w:rFonts w:ascii="Arial" w:cs="Arial" w:eastAsia="Arial" w:hAnsi="Arial"/>
@@ -20949,7 +20949,7 @@
             <w:pPr>
               <w:spacing w:after="20" w:before="0"/>
             </w:pPr>
-            <w:hyperlink w:history="1" r:id="rIdwovg6h6znaq-2t5qxdit9">
+            <w:hyperlink w:history="1" r:id="rId1k5lmnnrmbka4-z9gc4h5">
               <w:r>
                 <w:rPr>
                   <w:rFonts w:ascii="Arial" w:cs="Arial" w:eastAsia="Arial" w:hAnsi="Arial"/>
@@ -20998,7 +20998,7 @@
               <w:spacing w:after="10" w:before="0"/>
               <w:ind w:left="120"/>
             </w:pPr>
-            <w:hyperlink w:history="1" r:id="rId1krcu_gaseuaag2-xg-wf">
+            <w:hyperlink w:history="1" r:id="rIdwxl-twyq5d-aey0ahhfdc">
               <w:r>
                 <w:rPr>
                   <w:rFonts w:ascii="Arial" w:cs="Arial" w:eastAsia="Arial" w:hAnsi="Arial"/>
@@ -21198,7 +21198,7 @@
             <w:pPr>
               <w:spacing w:after="20" w:before="0"/>
             </w:pPr>
-            <w:hyperlink w:history="1" r:id="rIdt3kvzbnuzd5qgn_3nzgj3">
+            <w:hyperlink w:history="1" r:id="rId3n_da3jglkewykrhhh21x">
               <w:r>
                 <w:rPr>
                   <w:rFonts w:ascii="Arial" w:cs="Arial" w:eastAsia="Arial" w:hAnsi="Arial"/>
@@ -21247,7 +21247,7 @@
               <w:spacing w:after="10" w:before="0"/>
               <w:ind w:left="120"/>
             </w:pPr>
-            <w:hyperlink w:history="1" r:id="rIdbsyqmoksp0tqelfy3dvtq">
+            <w:hyperlink w:history="1" r:id="rIdjryxojwkd-6v1k_5vkl9w">
               <w:r>
                 <w:rPr>
                   <w:rFonts w:ascii="Arial" w:cs="Arial" w:eastAsia="Arial" w:hAnsi="Arial"/>
@@ -21292,7 +21292,7 @@
             <w:pPr>
               <w:spacing w:after="20" w:before="0"/>
             </w:pPr>
-            <w:hyperlink w:history="1" r:id="rIdyb8z25hdftugvrjmqhejm">
+            <w:hyperlink w:history="1" r:id="rId4w1osoffsaqmvqyxvnrxn">
               <w:r>
                 <w:rPr>
                   <w:rFonts w:ascii="Arial" w:cs="Arial" w:eastAsia="Arial" w:hAnsi="Arial"/>
@@ -21325,7 +21325,7 @@
               <w:spacing w:after="10" w:before="0"/>
               <w:ind w:left="120"/>
             </w:pPr>
-            <w:hyperlink w:history="1" r:id="rId-ixtz8a3hun69lmot9qyb">
+            <w:hyperlink w:history="1" r:id="rIdnpwy2etjdbrcsfogmtmho">
               <w:r>
                 <w:rPr>
                   <w:rFonts w:ascii="Arial" w:cs="Arial" w:eastAsia="Arial" w:hAnsi="Arial"/>
@@ -21930,7 +21930,7 @@
         </w:rPr>
         <w:t xml:space="preserve">© 2026 SeaVuria and ARES. Aligned with KICD objectives. Developed by SeaVuria; technical implementation by ARES (with AI assistance from Claude). Licensed under </w:t>
       </w:r>
-      <w:hyperlink w:history="1" r:id="rId2k_b-8gpenb-v9xzkxgfr">
+      <w:hyperlink w:history="1" r:id="rId-28msfn57wk3ktdmgbc3y">
         <w:r>
           <w:rPr>
             <w:rFonts w:ascii="Arial" w:cs="Arial" w:eastAsia="Arial" w:hAnsi="Arial"/>
@@ -21951,7 +21951,7 @@
         </w:rPr>
         <w:t xml:space="preserve"> (</w:t>
       </w:r>
-      <w:hyperlink w:history="1" r:id="rIdn9zyo6ucor7q5o1vh4kwz">
+      <w:hyperlink w:history="1" r:id="rId5wgd5fouw24q-6jdd-jgc">
         <w:r>
           <w:rPr>
             <w:rFonts w:ascii="Arial" w:cs="Arial" w:eastAsia="Arial" w:hAnsi="Arial"/>
@@ -23191,7 +23191,7 @@
             <w:pPr>
               <w:spacing w:after="20" w:before="0"/>
             </w:pPr>
-            <w:hyperlink w:history="1" r:id="rIdljlbp_zqw--cdpwd8illj">
+            <w:hyperlink w:history="1" r:id="rIduroyu14z8a2rxcpgstg-p">
               <w:r>
                 <w:rPr>
                   <w:rFonts w:ascii="Arial" w:cs="Arial" w:eastAsia="Arial" w:hAnsi="Arial"/>
@@ -23224,7 +23224,7 @@
               <w:spacing w:after="10" w:before="0"/>
               <w:ind w:left="120"/>
             </w:pPr>
-            <w:hyperlink w:history="1" r:id="rId83m-iam8w_9o8th-hfqnc">
+            <w:hyperlink w:history="1" r:id="rIdlux5fo8x6qmigroktyn5h">
               <w:r>
                 <w:rPr>
                   <w:rFonts w:ascii="Arial" w:cs="Arial" w:eastAsia="Arial" w:hAnsi="Arial"/>
@@ -23269,7 +23269,7 @@
             <w:pPr>
               <w:spacing w:after="20" w:before="0"/>
             </w:pPr>
-            <w:hyperlink w:history="1" r:id="rIdaydzza4cyfntvqjaac-__">
+            <w:hyperlink w:history="1" r:id="rIdy71vgdx9mfqz2wfq0wwov">
               <w:r>
                 <w:rPr>
                   <w:rFonts w:ascii="Arial" w:cs="Arial" w:eastAsia="Arial" w:hAnsi="Arial"/>
@@ -23302,7 +23302,7 @@
               <w:spacing w:after="10" w:before="0"/>
               <w:ind w:left="120"/>
             </w:pPr>
-            <w:hyperlink w:history="1" r:id="rIdrmjcrgzmkae_w9usw8hc7">
+            <w:hyperlink w:history="1" r:id="rIdyxwgmvmcplx-obxaugzx0">
               <w:r>
                 <w:rPr>
                   <w:rFonts w:ascii="Arial" w:cs="Arial" w:eastAsia="Arial" w:hAnsi="Arial"/>
@@ -23502,7 +23502,7 @@
             <w:pPr>
               <w:spacing w:after="20" w:before="0"/>
             </w:pPr>
-            <w:hyperlink w:history="1" r:id="rId9tleghiuthnoijb2fglpb">
+            <w:hyperlink w:history="1" r:id="rId7igxamkz2rx7ama474jh2">
               <w:r>
                 <w:rPr>
                   <w:rFonts w:ascii="Arial" w:cs="Arial" w:eastAsia="Arial" w:hAnsi="Arial"/>
@@ -23535,7 +23535,7 @@
               <w:spacing w:after="10" w:before="0"/>
               <w:ind w:left="120"/>
             </w:pPr>
-            <w:hyperlink w:history="1" r:id="rIdcxlgdgoxfpddqwzwkovcl">
+            <w:hyperlink w:history="1" r:id="rId2dwg6antytlqtu1ga7zlb">
               <w:r>
                 <w:rPr>
                   <w:rFonts w:ascii="Arial" w:cs="Arial" w:eastAsia="Arial" w:hAnsi="Arial"/>
@@ -23580,7 +23580,7 @@
             <w:pPr>
               <w:spacing w:after="20" w:before="0"/>
             </w:pPr>
-            <w:hyperlink w:history="1" r:id="rIdxllb8bnhefy6tz9go5ikc">
+            <w:hyperlink w:history="1" r:id="rIdfdid18wue1pdk1mid_560">
               <w:r>
                 <w:rPr>
                   <w:rFonts w:ascii="Arial" w:cs="Arial" w:eastAsia="Arial" w:hAnsi="Arial"/>
@@ -23613,7 +23613,7 @@
               <w:spacing w:after="10" w:before="0"/>
               <w:ind w:left="120"/>
             </w:pPr>
-            <w:hyperlink w:history="1" r:id="rIdagecbrnmsczo9hqa6txap">
+            <w:hyperlink w:history="1" r:id="rId_yrtjdkeqlhuke9rebhgf">
               <w:r>
                 <w:rPr>
                   <w:rFonts w:ascii="Arial" w:cs="Arial" w:eastAsia="Arial" w:hAnsi="Arial"/>
@@ -23813,7 +23813,7 @@
             <w:pPr>
               <w:spacing w:after="20" w:before="0"/>
             </w:pPr>
-            <w:hyperlink w:history="1" r:id="rIdzmszvoynvv4qbqp-6w7vm">
+            <w:hyperlink w:history="1" r:id="rIdrmyu-wtvcnlmty8iwxiib">
               <w:r>
                 <w:rPr>
                   <w:rFonts w:ascii="Arial" w:cs="Arial" w:eastAsia="Arial" w:hAnsi="Arial"/>
@@ -23846,7 +23846,7 @@
               <w:spacing w:after="10" w:before="0"/>
               <w:ind w:left="120"/>
             </w:pPr>
-            <w:hyperlink w:history="1" r:id="rIdoba_urdvjrp5me-enrfak">
+            <w:hyperlink w:history="1" r:id="rIde_5a-d1vwit2bgdjvelnm">
               <w:r>
                 <w:rPr>
                   <w:rFonts w:ascii="Arial" w:cs="Arial" w:eastAsia="Arial" w:hAnsi="Arial"/>
@@ -23891,7 +23891,7 @@
             <w:pPr>
               <w:spacing w:after="20" w:before="0"/>
             </w:pPr>
-            <w:hyperlink w:history="1" r:id="rIdk5jvef-btamz39rmsjooj">
+            <w:hyperlink w:history="1" r:id="rId7kqxu5j0ohpuzvvpnwodh">
               <w:r>
                 <w:rPr>
                   <w:rFonts w:ascii="Arial" w:cs="Arial" w:eastAsia="Arial" w:hAnsi="Arial"/>
@@ -23924,7 +23924,7 @@
               <w:spacing w:after="10" w:before="0"/>
               <w:ind w:left="120"/>
             </w:pPr>
-            <w:hyperlink w:history="1" r:id="rIdn1qoaeuesfz73ngsadypf">
+            <w:hyperlink w:history="1" r:id="rIdwcjzsy2aybpcyprfizsrk">
               <w:r>
                 <w:rPr>
                   <w:rFonts w:ascii="Arial" w:cs="Arial" w:eastAsia="Arial" w:hAnsi="Arial"/>
@@ -24124,7 +24124,7 @@
             <w:pPr>
               <w:spacing w:after="20" w:before="0"/>
             </w:pPr>
-            <w:hyperlink w:history="1" r:id="rIdanozavvip4xqnmz8zkb1h">
+            <w:hyperlink w:history="1" r:id="rId9ae12s-drei-yi9pakctx">
               <w:r>
                 <w:rPr>
                   <w:rFonts w:ascii="Arial" w:cs="Arial" w:eastAsia="Arial" w:hAnsi="Arial"/>
@@ -24157,7 +24157,7 @@
               <w:spacing w:after="10" w:before="0"/>
               <w:ind w:left="120"/>
             </w:pPr>
-            <w:hyperlink w:history="1" r:id="rIdm763n025o64r43odawbte">
+            <w:hyperlink w:history="1" r:id="rIdzpplp5wqjlgwhnikysrf3">
               <w:r>
                 <w:rPr>
                   <w:rFonts w:ascii="Arial" w:cs="Arial" w:eastAsia="Arial" w:hAnsi="Arial"/>
@@ -24202,7 +24202,7 @@
             <w:pPr>
               <w:spacing w:after="20" w:before="0"/>
             </w:pPr>
-            <w:hyperlink w:history="1" r:id="rIdeelhnqqkzwlc2non0jrkm">
+            <w:hyperlink w:history="1" r:id="rIddpjki5uailou7a0n6lbjo">
               <w:r>
                 <w:rPr>
                   <w:rFonts w:ascii="Arial" w:cs="Arial" w:eastAsia="Arial" w:hAnsi="Arial"/>
@@ -24235,7 +24235,7 @@
               <w:spacing w:after="10" w:before="0"/>
               <w:ind w:left="120"/>
             </w:pPr>
-            <w:hyperlink w:history="1" r:id="rId6ttx3zphfzeurrdfuk-7z">
+            <w:hyperlink w:history="1" r:id="rIdi-ujo-oipq_d4imrdkebs">
               <w:r>
                 <w:rPr>
                   <w:rFonts w:ascii="Arial" w:cs="Arial" w:eastAsia="Arial" w:hAnsi="Arial"/>
@@ -24435,7 +24435,7 @@
             <w:pPr>
               <w:spacing w:after="20" w:before="0"/>
             </w:pPr>
-            <w:hyperlink w:history="1" r:id="rIdn31ytlkqghrvndo8-ef8o">
+            <w:hyperlink w:history="1" r:id="rIdzsjvu1pxbixvlleakzahf">
               <w:r>
                 <w:rPr>
                   <w:rFonts w:ascii="Arial" w:cs="Arial" w:eastAsia="Arial" w:hAnsi="Arial"/>
@@ -24468,7 +24468,7 @@
               <w:spacing w:after="10" w:before="0"/>
               <w:ind w:left="120"/>
             </w:pPr>
-            <w:hyperlink w:history="1" r:id="rIddkezokdk8suudfivrxdvy">
+            <w:hyperlink w:history="1" r:id="rIdau4unhjhf34kd2wyrcwuz">
               <w:r>
                 <w:rPr>
                   <w:rFonts w:ascii="Arial" w:cs="Arial" w:eastAsia="Arial" w:hAnsi="Arial"/>
@@ -24513,7 +24513,7 @@
             <w:pPr>
               <w:spacing w:after="20" w:before="0"/>
             </w:pPr>
-            <w:hyperlink w:history="1" r:id="rIdq5luo5kxhgvhe2j1g9dzo">
+            <w:hyperlink w:history="1" r:id="rIduefvq22_s9fqf2ohz7va0">
               <w:r>
                 <w:rPr>
                   <w:rFonts w:ascii="Arial" w:cs="Arial" w:eastAsia="Arial" w:hAnsi="Arial"/>
@@ -24562,7 +24562,7 @@
               <w:spacing w:after="10" w:before="0"/>
               <w:ind w:left="120"/>
             </w:pPr>
-            <w:hyperlink w:history="1" r:id="rIdkwwotndb9moeeaunoidhm">
+            <w:hyperlink w:history="1" r:id="rIdunoa_uwv6osrvrr6ywfzr">
               <w:r>
                 <w:rPr>
                   <w:rFonts w:ascii="Arial" w:cs="Arial" w:eastAsia="Arial" w:hAnsi="Arial"/>
@@ -25167,7 +25167,7 @@
         </w:rPr>
         <w:t xml:space="preserve">© 2026 SeaVuria and ARES. Aligned with KICD objectives. Developed by SeaVuria; technical implementation by ARES (with AI assistance from Claude). Licensed under </w:t>
       </w:r>
-      <w:hyperlink w:history="1" r:id="rIdtedorawc41n7fkltrslai">
+      <w:hyperlink w:history="1" r:id="rIdcrp27osjxalhnuuyzlx_y">
         <w:r>
           <w:rPr>
             <w:rFonts w:ascii="Arial" w:cs="Arial" w:eastAsia="Arial" w:hAnsi="Arial"/>
@@ -25188,7 +25188,7 @@
         </w:rPr>
         <w:t xml:space="preserve"> (</w:t>
       </w:r>
-      <w:hyperlink w:history="1" r:id="rIdjyoqz6qmbh13x_vrbkmwo">
+      <w:hyperlink w:history="1" r:id="rId-ofxc0npdq0scc785m7-u">
         <w:r>
           <w:rPr>
             <w:rFonts w:ascii="Arial" w:cs="Arial" w:eastAsia="Arial" w:hAnsi="Arial"/>
@@ -26428,7 +26428,7 @@
             <w:pPr>
               <w:spacing w:after="20" w:before="0"/>
             </w:pPr>
-            <w:hyperlink w:history="1" r:id="rIdjnjrv_tuk1gbywejpdmmo">
+            <w:hyperlink w:history="1" r:id="rIdbz6fvukt-ppyo9rlr5cdc">
               <w:r>
                 <w:rPr>
                   <w:rFonts w:ascii="Arial" w:cs="Arial" w:eastAsia="Arial" w:hAnsi="Arial"/>
@@ -26461,7 +26461,7 @@
               <w:spacing w:after="10" w:before="0"/>
               <w:ind w:left="120"/>
             </w:pPr>
-            <w:hyperlink w:history="1" r:id="rIdsxzkqyfxw1u3mxomxmmhf">
+            <w:hyperlink w:history="1" r:id="rIdpnskhmeoedw77bvhzjit7">
               <w:r>
                 <w:rPr>
                   <w:rFonts w:ascii="Arial" w:cs="Arial" w:eastAsia="Arial" w:hAnsi="Arial"/>
@@ -26506,7 +26506,7 @@
             <w:pPr>
               <w:spacing w:after="20" w:before="0"/>
             </w:pPr>
-            <w:hyperlink w:history="1" r:id="rIdz1ug475sio1rvnfj6vkuu">
+            <w:hyperlink w:history="1" r:id="rId0lm6a2f0zbtjy9fauzi6l">
               <w:r>
                 <w:rPr>
                   <w:rFonts w:ascii="Arial" w:cs="Arial" w:eastAsia="Arial" w:hAnsi="Arial"/>
@@ -26539,7 +26539,7 @@
               <w:spacing w:after="10" w:before="0"/>
               <w:ind w:left="120"/>
             </w:pPr>
-            <w:hyperlink w:history="1" r:id="rId8hrjlebh00wq6yguhdzdw">
+            <w:hyperlink w:history="1" r:id="rIdddcsxako5oylnarbodfhk">
               <w:r>
                 <w:rPr>
                   <w:rFonts w:ascii="Arial" w:cs="Arial" w:eastAsia="Arial" w:hAnsi="Arial"/>
@@ -26739,7 +26739,7 @@
             <w:pPr>
               <w:spacing w:after="20" w:before="0"/>
             </w:pPr>
-            <w:hyperlink w:history="1" r:id="rIddwgizz2405fa5httnpmhh">
+            <w:hyperlink w:history="1" r:id="rIdcdegeg2l5pi8j9xud74_c">
               <w:r>
                 <w:rPr>
                   <w:rFonts w:ascii="Arial" w:cs="Arial" w:eastAsia="Arial" w:hAnsi="Arial"/>
@@ -26772,7 +26772,7 @@
               <w:spacing w:after="10" w:before="0"/>
               <w:ind w:left="120"/>
             </w:pPr>
-            <w:hyperlink w:history="1" r:id="rIdlave6hscgsk0dweifr8ez">
+            <w:hyperlink w:history="1" r:id="rIdzta4pdwre2kefmxquqal3">
               <w:r>
                 <w:rPr>
                   <w:rFonts w:ascii="Arial" w:cs="Arial" w:eastAsia="Arial" w:hAnsi="Arial"/>
@@ -26817,7 +26817,7 @@
             <w:pPr>
               <w:spacing w:after="20" w:before="0"/>
             </w:pPr>
-            <w:hyperlink w:history="1" r:id="rIdbktwsxt_bnf82eqfutt63">
+            <w:hyperlink w:history="1" r:id="rIdfsu3zbt1g48ewcljp6j3o">
               <w:r>
                 <w:rPr>
                   <w:rFonts w:ascii="Arial" w:cs="Arial" w:eastAsia="Arial" w:hAnsi="Arial"/>
@@ -26850,7 +26850,7 @@
               <w:spacing w:after="10" w:before="0"/>
               <w:ind w:left="120"/>
             </w:pPr>
-            <w:hyperlink w:history="1" r:id="rIdojeedfk07tno3n4ah6waz">
+            <w:hyperlink w:history="1" r:id="rIdqcfmzu9rjsqcwmerom0aa">
               <w:r>
                 <w:rPr>
                   <w:rFonts w:ascii="Arial" w:cs="Arial" w:eastAsia="Arial" w:hAnsi="Arial"/>
@@ -27050,7 +27050,7 @@
             <w:pPr>
               <w:spacing w:after="20" w:before="0"/>
             </w:pPr>
-            <w:hyperlink w:history="1" r:id="rId68dlm4u2hc3gz3noozyct">
+            <w:hyperlink w:history="1" r:id="rIdr_ejw2jmk8kai4rzi-rzi">
               <w:r>
                 <w:rPr>
                   <w:rFonts w:ascii="Arial" w:cs="Arial" w:eastAsia="Arial" w:hAnsi="Arial"/>
@@ -27083,7 +27083,7 @@
               <w:spacing w:after="10" w:before="0"/>
               <w:ind w:left="120"/>
             </w:pPr>
-            <w:hyperlink w:history="1" r:id="rIdz_8ur27rkh0f-bftqk1od">
+            <w:hyperlink w:history="1" r:id="rIdhk1cqjxr9tetjkge58rbg">
               <w:r>
                 <w:rPr>
                   <w:rFonts w:ascii="Arial" w:cs="Arial" w:eastAsia="Arial" w:hAnsi="Arial"/>
@@ -27128,7 +27128,7 @@
             <w:pPr>
               <w:spacing w:after="20" w:before="0"/>
             </w:pPr>
-            <w:hyperlink w:history="1" r:id="rIdox5bz2o8vcs-npqfluhjw">
+            <w:hyperlink w:history="1" r:id="rIdemmrtghhiu3l4er9brogu">
               <w:r>
                 <w:rPr>
                   <w:rFonts w:ascii="Arial" w:cs="Arial" w:eastAsia="Arial" w:hAnsi="Arial"/>
@@ -27161,7 +27161,7 @@
               <w:spacing w:after="10" w:before="0"/>
               <w:ind w:left="120"/>
             </w:pPr>
-            <w:hyperlink w:history="1" r:id="rIdfx3w1eacvjq0apduvfkzf">
+            <w:hyperlink w:history="1" r:id="rIdlq4zq-z1bajfwb6wryz_a">
               <w:r>
                 <w:rPr>
                   <w:rFonts w:ascii="Arial" w:cs="Arial" w:eastAsia="Arial" w:hAnsi="Arial"/>
@@ -27361,7 +27361,7 @@
             <w:pPr>
               <w:spacing w:after="20" w:before="0"/>
             </w:pPr>
-            <w:hyperlink w:history="1" r:id="rIdj3wqh525xu6souguenpz2">
+            <w:hyperlink w:history="1" r:id="rId6gtlebqlpcv-w6rhqg0lq">
               <w:r>
                 <w:rPr>
                   <w:rFonts w:ascii="Arial" w:cs="Arial" w:eastAsia="Arial" w:hAnsi="Arial"/>
@@ -27394,7 +27394,7 @@
               <w:spacing w:after="10" w:before="0"/>
               <w:ind w:left="120"/>
             </w:pPr>
-            <w:hyperlink w:history="1" r:id="rIdsdeu3_eioknz6o5m5hs7u">
+            <w:hyperlink w:history="1" r:id="rId2eourtknho3oc3cg343zc">
               <w:r>
                 <w:rPr>
                   <w:rFonts w:ascii="Arial" w:cs="Arial" w:eastAsia="Arial" w:hAnsi="Arial"/>
@@ -27439,7 +27439,7 @@
             <w:pPr>
               <w:spacing w:after="20" w:before="0"/>
             </w:pPr>
-            <w:hyperlink w:history="1" r:id="rId04qd6nn0ilta9sx4jheum">
+            <w:hyperlink w:history="1" r:id="rIdzu0nwwrsmikih43-d8nax">
               <w:r>
                 <w:rPr>
                   <w:rFonts w:ascii="Arial" w:cs="Arial" w:eastAsia="Arial" w:hAnsi="Arial"/>
@@ -27472,7 +27472,7 @@
               <w:spacing w:after="10" w:before="0"/>
               <w:ind w:left="120"/>
             </w:pPr>
-            <w:hyperlink w:history="1" r:id="rId19vaugqe8i-mfiqa4xf-z">
+            <w:hyperlink w:history="1" r:id="rIdmpevbronpfr3pwqlvignn">
               <w:r>
                 <w:rPr>
                   <w:rFonts w:ascii="Arial" w:cs="Arial" w:eastAsia="Arial" w:hAnsi="Arial"/>
@@ -27672,7 +27672,7 @@
             <w:pPr>
               <w:spacing w:after="20" w:before="0"/>
             </w:pPr>
-            <w:hyperlink w:history="1" r:id="rIdl7bejdzx5tz8yjmmx4ubl">
+            <w:hyperlink w:history="1" r:id="rIdbsllxn6o4a3pymtoi97gh">
               <w:r>
                 <w:rPr>
                   <w:rFonts w:ascii="Arial" w:cs="Arial" w:eastAsia="Arial" w:hAnsi="Arial"/>
@@ -27705,7 +27705,7 @@
               <w:spacing w:after="10" w:before="0"/>
               <w:ind w:left="120"/>
             </w:pPr>
-            <w:hyperlink w:history="1" r:id="rIdgfbb3izxnb7qnk_irzdib">
+            <w:hyperlink w:history="1" r:id="rIdl4xb8teotrtkcnhkziimc">
               <w:r>
                 <w:rPr>
                   <w:rFonts w:ascii="Arial" w:cs="Arial" w:eastAsia="Arial" w:hAnsi="Arial"/>
@@ -27750,7 +27750,7 @@
             <w:pPr>
               <w:spacing w:after="20" w:before="0"/>
             </w:pPr>
-            <w:hyperlink w:history="1" r:id="rIdj78qp1lfjkhdrhnjmppwz">
+            <w:hyperlink w:history="1" r:id="rIdlmaloqltedjqppy9b4fjt">
               <w:r>
                 <w:rPr>
                   <w:rFonts w:ascii="Arial" w:cs="Arial" w:eastAsia="Arial" w:hAnsi="Arial"/>
@@ -27783,7 +27783,7 @@
               <w:spacing w:after="10" w:before="0"/>
               <w:ind w:left="120"/>
             </w:pPr>
-            <w:hyperlink w:history="1" r:id="rIdswdffo_0_th-q64rmktyw">
+            <w:hyperlink w:history="1" r:id="rId_d5ybl5iyutnsr_npq-nx">
               <w:r>
                 <w:rPr>
                   <w:rFonts w:ascii="Arial" w:cs="Arial" w:eastAsia="Arial" w:hAnsi="Arial"/>
@@ -28388,7 +28388,7 @@
         </w:rPr>
         <w:t xml:space="preserve">© 2026 SeaVuria and ARES. Aligned with KICD objectives. Developed by SeaVuria; technical implementation by ARES (with AI assistance from Claude). Licensed under </w:t>
       </w:r>
-      <w:hyperlink w:history="1" r:id="rId34vwayhiajwol7l6lsmqo">
+      <w:hyperlink w:history="1" r:id="rIdli97giezirqjqujzrmg-z">
         <w:r>
           <w:rPr>
             <w:rFonts w:ascii="Arial" w:cs="Arial" w:eastAsia="Arial" w:hAnsi="Arial"/>
@@ -28409,7 +28409,7 @@
         </w:rPr>
         <w:t xml:space="preserve"> (</w:t>
       </w:r>
-      <w:hyperlink w:history="1" r:id="rIdt29nohwmrhx23vxqz9az0">
+      <w:hyperlink w:history="1" r:id="rIdxkurma3w_0cf-_brdt4et">
         <w:r>
           <w:rPr>
             <w:rFonts w:ascii="Arial" w:cs="Arial" w:eastAsia="Arial" w:hAnsi="Arial"/>
